--- a/assignment 1.docx
+++ b/assignment 1.docx
@@ -289,7 +289,7 @@
           <w:rPr>
             <w:rStyle w:val="Hyperlink"/>
           </w:rPr>
-          <w:t>Nico-Natividad/110-flask</w:t>
+          <w:t>Nico-Natividad/111--BACKEND</w:t>
         </w:r>
       </w:hyperlink>
     </w:p>
@@ -408,24 +408,15 @@
           <w:rFonts w:ascii="Arial" w:eastAsia="Arial" w:hAnsi="Arial" w:cs="Arial"/>
         </w:rPr>
       </w:pPr>
-    </w:p>
-    <w:p>
-      <w:pPr>
-        <w:spacing w:line="360" w:lineRule="auto"/>
-        <w:rPr>
-          <w:rFonts w:ascii="Arial" w:eastAsia="Arial" w:hAnsi="Arial" w:cs="Arial"/>
-        </w:rPr>
-      </w:pPr>
-      <w:r>
-        <w:rPr>
-          <w:rFonts w:ascii="Arial" w:eastAsia="Arial" w:hAnsi="Arial" w:cs="Arial"/>
-          <w:noProof/>
+      <w:r>
+        <w:rPr>
+          <w:rFonts w:ascii="Arial" w:eastAsia="Arial" w:hAnsi="Arial" w:cs="Arial"/>
         </w:rPr>
         <w:drawing>
-          <wp:inline distT="0" distB="0" distL="0" distR="0" wp14:anchorId="32B7EEE8" wp14:editId="55550821">
-            <wp:extent cx="14113463" cy="7064352"/>
+          <wp:inline distT="0" distB="0" distL="0" distR="0" wp14:anchorId="03CFA2DF" wp14:editId="4FA7ED3F">
+            <wp:extent cx="9807790" cy="2415749"/>
             <wp:effectExtent l="0" t="0" r="3175" b="3810"/>
-            <wp:docPr id="1977655790" name="Picture 1"/>
+            <wp:docPr id="1529551709" name="Picture 1"/>
             <wp:cNvGraphicFramePr>
               <a:graphicFrameLocks xmlns:a="http://schemas.openxmlformats.org/drawingml/2006/main" noChangeAspect="1"/>
             </wp:cNvGraphicFramePr>
@@ -433,7 +424,7 @@
               <a:graphicData uri="http://schemas.openxmlformats.org/drawingml/2006/picture">
                 <pic:pic xmlns:pic="http://schemas.openxmlformats.org/drawingml/2006/picture">
                   <pic:nvPicPr>
-                    <pic:cNvPr id="1977655790" name=""/>
+                    <pic:cNvPr id="1529551709" name=""/>
                     <pic:cNvPicPr/>
                   </pic:nvPicPr>
                   <pic:blipFill>
@@ -445,7 +436,7 @@
                   <pic:spPr>
                     <a:xfrm>
                       <a:off x="0" y="0"/>
-                      <a:ext cx="14113463" cy="7064352"/>
+                      <a:ext cx="9807790" cy="2415749"/>
                     </a:xfrm>
                     <a:prstGeom prst="rect">
                       <a:avLst/>
@@ -473,16 +464,35 @@
           <w:rFonts w:ascii="Arial" w:eastAsia="Arial" w:hAnsi="Arial" w:cs="Arial"/>
         </w:rPr>
       </w:pPr>
-      <w:r>
-        <w:rPr>
-          <w:rFonts w:ascii="Arial" w:eastAsia="Arial" w:hAnsi="Arial" w:cs="Arial"/>
-          <w:noProof/>
+    </w:p>
+    <w:p>
+      <w:pPr>
+        <w:spacing w:line="360" w:lineRule="auto"/>
+        <w:rPr>
+          <w:rFonts w:ascii="Arial" w:eastAsia="Arial" w:hAnsi="Arial" w:cs="Arial"/>
+        </w:rPr>
+      </w:pPr>
+    </w:p>
+    <w:p>
+      <w:pPr>
+        <w:spacing w:line="360" w:lineRule="auto"/>
+        <w:rPr>
+          <w:rFonts w:ascii="Arial" w:eastAsia="Arial" w:hAnsi="Arial" w:cs="Arial"/>
+          <w:b/>
+          <w:bCs/>
+        </w:rPr>
+      </w:pPr>
+      <w:r>
+        <w:rPr>
+          <w:rFonts w:ascii="Arial" w:eastAsia="Arial" w:hAnsi="Arial" w:cs="Arial"/>
+          <w:b/>
+          <w:bCs/>
         </w:rPr>
         <w:drawing>
-          <wp:inline distT="0" distB="0" distL="0" distR="0" wp14:anchorId="5585046A" wp14:editId="6B072D0C">
-            <wp:extent cx="11773920" cy="7323455"/>
-            <wp:effectExtent l="0" t="0" r="0" b="0"/>
-            <wp:docPr id="307763403" name="Picture 1"/>
+          <wp:inline distT="0" distB="0" distL="0" distR="0" wp14:anchorId="44F09CA5" wp14:editId="5DB63690">
+            <wp:extent cx="7978831" cy="3254022"/>
+            <wp:effectExtent l="0" t="0" r="3175" b="3810"/>
+            <wp:docPr id="2054785933" name="Picture 1"/>
             <wp:cNvGraphicFramePr>
               <a:graphicFrameLocks xmlns:a="http://schemas.openxmlformats.org/drawingml/2006/main" noChangeAspect="1"/>
             </wp:cNvGraphicFramePr>
@@ -490,7 +500,7 @@
               <a:graphicData uri="http://schemas.openxmlformats.org/drawingml/2006/picture">
                 <pic:pic xmlns:pic="http://schemas.openxmlformats.org/drawingml/2006/picture">
                   <pic:nvPicPr>
-                    <pic:cNvPr id="307763403" name=""/>
+                    <pic:cNvPr id="2054785933" name=""/>
                     <pic:cNvPicPr/>
                   </pic:nvPicPr>
                   <pic:blipFill>
@@ -502,7 +512,7 @@
                   <pic:spPr>
                     <a:xfrm>
                       <a:off x="0" y="0"/>
-                      <a:ext cx="11773920" cy="7323455"/>
+                      <a:ext cx="7978831" cy="3254022"/>
                     </a:xfrm>
                     <a:prstGeom prst="rect">
                       <a:avLst/>
@@ -524,6 +534,48 @@
           <w:bCs/>
         </w:rPr>
       </w:pPr>
+      <w:r>
+        <w:rPr>
+          <w:rFonts w:ascii="Arial" w:eastAsia="Arial" w:hAnsi="Arial" w:cs="Arial"/>
+          <w:b/>
+          <w:bCs/>
+        </w:rPr>
+        <w:drawing>
+          <wp:inline distT="0" distB="0" distL="0" distR="0" wp14:anchorId="4FB3FCFF" wp14:editId="46FD9CC6">
+            <wp:extent cx="10714649" cy="2636748"/>
+            <wp:effectExtent l="0" t="0" r="0" b="0"/>
+            <wp:docPr id="1962574596" name="Picture 1"/>
+            <wp:cNvGraphicFramePr>
+              <a:graphicFrameLocks xmlns:a="http://schemas.openxmlformats.org/drawingml/2006/main" noChangeAspect="1"/>
+            </wp:cNvGraphicFramePr>
+            <a:graphic xmlns:a="http://schemas.openxmlformats.org/drawingml/2006/main">
+              <a:graphicData uri="http://schemas.openxmlformats.org/drawingml/2006/picture">
+                <pic:pic xmlns:pic="http://schemas.openxmlformats.org/drawingml/2006/picture">
+                  <pic:nvPicPr>
+                    <pic:cNvPr id="1962574596" name=""/>
+                    <pic:cNvPicPr/>
+                  </pic:nvPicPr>
+                  <pic:blipFill>
+                    <a:blip r:embed="rId11"/>
+                    <a:stretch>
+                      <a:fillRect/>
+                    </a:stretch>
+                  </pic:blipFill>
+                  <pic:spPr>
+                    <a:xfrm>
+                      <a:off x="0" y="0"/>
+                      <a:ext cx="10714649" cy="2636748"/>
+                    </a:xfrm>
+                    <a:prstGeom prst="rect">
+                      <a:avLst/>
+                    </a:prstGeom>
+                  </pic:spPr>
+                </pic:pic>
+              </a:graphicData>
+            </a:graphic>
+          </wp:inline>
+        </w:drawing>
+      </w:r>
     </w:p>
     <w:p>
       <w:pPr>
@@ -607,7 +659,7 @@
       </w:pPr>
     </w:p>
     <w:sectPr>
-      <w:headerReference w:type="default" r:id="rId11"/>
+      <w:headerReference w:type="default" r:id="rId12"/>
       <w:pgSz w:w="12240" w:h="15840"/>
       <w:pgMar w:top="1440" w:right="1440" w:bottom="1440" w:left="1440" w:header="708" w:footer="708" w:gutter="0"/>
       <w:pgNumType w:start="1"/>
